--- a/Documentacion/Guia_tecnica_Azure_Functions_Formularios_Metro_Malaga.docx
+++ b/Documentacion/Guia_tecnica_Azure_Functions_Formularios_Metro_Malaga.docx
@@ -2463,6 +2463,88 @@
       </w:r>
       <w:r>
         <w:t>https://docs.hcaptcha.com/</w:t>
+      </w:r>
+    </w:p>
+    <w:p>
+      <w:r>
+        <w:br w:type="page"/>
+      </w:r>
+    </w:p>
+    <w:p>
+      <w:pPr>
+        <w:pStyle w:val="Ttulo1"/>
+      </w:pPr>
+      <w:r>
+        <w:t>Actualizacion 2026-07-01 - IDRef numerico</w:t>
+      </w:r>
+    </w:p>
+    <w:p>
+      <w:r>
+        <w:t>Contrato vigente de adjuntos y campos SharePoint:</w:t>
+      </w:r>
+    </w:p>
+    <w:p>
+      <w:pPr>
+        <w:pStyle w:val="Listaconvietas"/>
+      </w:pPr>
+      <w:r>
+        <w:t>El token XXX-2026-XXXXXXXX es el identificador publico de la solicitud y se guarda en Title / numero de solicitud.</w:t>
+      </w:r>
+    </w:p>
+    <w:p>
+      <w:pPr>
+        <w:pStyle w:val="Listaconvietas"/>
+      </w:pPr>
+      <w:r>
+        <w:t>Los adjuntos subidos por el usuario se almacenan en la biblioteca DocumentosAdjuntos del sitio ConectaDEV, dentro de una carpeta con el token de la solicitud.</w:t>
+      </w:r>
+    </w:p>
+    <w:p>
+      <w:pPr>
+        <w:pStyle w:val="Listaconvietas"/>
+      </w:pPr>
+      <w:r>
+        <w:t>En DocumentosAdjuntos, el campo IDRef guarda el ID numerico del item origen. Esto permite recuperar el item por ID si fuera necesario.</w:t>
+      </w:r>
+    </w:p>
+    <w:p>
+      <w:pPr>
+        <w:pStyle w:val="Listaconvietas"/>
+      </w:pPr>
+      <w:r>
+        <w:t>DocumentosAdjuntos.Visible queda en true para archivos subidos por el usuario.</w:t>
+      </w:r>
+    </w:p>
+    <w:p>
+      <w:pPr>
+        <w:pStyle w:val="Listaconvietas"/>
+      </w:pPr>
+      <w:r>
+        <w:t>Reclamaciones/quejas y objetos perdidos permiten seleccion multiple de archivos y drag &amp; drop desde el formulario prototipo.</w:t>
+      </w:r>
+    </w:p>
+    <w:p>
+      <w:pPr>
+        <w:pStyle w:val="Listaconvietas"/>
+      </w:pPr>
+      <w:r>
+        <w:t>La firma de Tarjetas +Metro se guarda en la columna Firma como data:image/png;base64,... y no se trata como adjunto documental.</w:t>
+      </w:r>
+    </w:p>
+    <w:p>
+      <w:pPr>
+        <w:pStyle w:val="Listaconvietas"/>
+      </w:pPr>
+      <w:r>
+        <w:t>No se usan AttachmentFiles nativos de SharePoint para esta integracion porque SharePoint REST rechazo el token app-only; Graph se usa contra la biblioteca documental.</w:t>
+      </w:r>
+    </w:p>
+    <w:p>
+      <w:pPr>
+        <w:pStyle w:val="Listaconvietas"/>
+      </w:pPr>
+      <w:r>
+        <w:t>La documentacion viva de referencia queda en Azure Solution/README.md, Azure Solution/MAPPING_NOTES.md y FormularioPrototipo/ejemplos_y_campos/campos_referencia.md.</w:t>
       </w:r>
     </w:p>
     <w:sectPr>
